--- a/kp/obuchayushchiy-rolik-ii-agent/КП_AI_в_кадре_обучающий_ролик_ИИ_агент.docx
+++ b/kp/obuchayushchiy-rolik-ii-agent/КП_AI_в_кадре_обучающий_ролик_ИИ_агент.docx
@@ -120,7 +120,7 @@
           <w:color w:val="101010"/>
           <w:sz w:val="24"/>
         </w:rPr>
-        <w:t>до 2 минут  ·  сценарий под ключ  ·  ИИ-озвучка</w:t>
+        <w:t>2 минуты  ·  сценарий под ключ  ·  ИИ-озвучка</w:t>
       </w:r>
     </w:p>
     <w:p>
@@ -211,7 +211,7 @@
                 <w:color w:val="FFFFFF"/>
                 <w:sz w:val="28"/>
               </w:rPr>
-              <w:t>55 000 ₽</w:t>
+              <w:t>65 000 ₽</w:t>
             </w:r>
           </w:p>
           <w:p>
@@ -296,7 +296,7 @@
                 <w:color w:val="FFFFFF"/>
                 <w:sz w:val="28"/>
               </w:rPr>
-              <w:t>85 000 ₽</w:t>
+              <w:t>95 000 ₽</w:t>
             </w:r>
           </w:p>
           <w:p>
@@ -1286,7 +1286,7 @@
                 <w:color w:val="FFFFFF"/>
                 <w:sz w:val="18"/>
               </w:rPr>
-              <w:t>Стандарт · 55 000 ₽</w:t>
+              <w:t>Стандарт · 65 000 ₽</w:t>
             </w:r>
           </w:p>
         </w:tc>
@@ -1321,7 +1321,7 @@
                 <w:color w:val="FFFFFF"/>
                 <w:sz w:val="18"/>
               </w:rPr>
-              <w:t>3D-версия · 85 000 ₽</w:t>
+              <w:t>3D-версия · 95 000 ₽</w:t>
             </w:r>
           </w:p>
         </w:tc>
@@ -1394,7 +1394,7 @@
                 <w:color w:val="333333"/>
                 <w:sz w:val="19"/>
               </w:rPr>
-              <w:t>До 2:00</w:t>
+              <w:t>2:00</w:t>
             </w:r>
           </w:p>
         </w:tc>
@@ -1428,7 +1428,7 @@
                 <w:color w:val="333333"/>
                 <w:sz w:val="19"/>
               </w:rPr>
-              <w:t>До 2:00</w:t>
+              <w:t>2:00</w:t>
             </w:r>
           </w:p>
         </w:tc>
@@ -2833,7 +2833,7 @@
                 <w:color w:val="333333"/>
                 <w:sz w:val="20"/>
               </w:rPr>
-              <w:t>27 500 ₽</w:t>
+              <w:t>32 500 ₽</w:t>
             </w:r>
           </w:p>
         </w:tc>
@@ -2867,7 +2867,7 @@
                 <w:color w:val="333333"/>
                 <w:sz w:val="20"/>
               </w:rPr>
-              <w:t>42 500 ₽</w:t>
+              <w:t>47 500 ₽</w:t>
             </w:r>
           </w:p>
         </w:tc>
@@ -2940,7 +2940,7 @@
                 <w:color w:val="333333"/>
                 <w:sz w:val="20"/>
               </w:rPr>
-              <w:t>27 500 ₽</w:t>
+              <w:t>32 500 ₽</w:t>
             </w:r>
           </w:p>
         </w:tc>
@@ -2974,7 +2974,7 @@
                 <w:color w:val="333333"/>
                 <w:sz w:val="20"/>
               </w:rPr>
-              <w:t>42 500 ₽</w:t>
+              <w:t>47 500 ₽</w:t>
             </w:r>
           </w:p>
         </w:tc>
@@ -3045,7 +3045,7 @@
                 <w:color w:val="333333"/>
                 <w:sz w:val="20"/>
               </w:rPr>
-              <w:t>55 000 ₽</w:t>
+              <w:t>65 000 ₽</w:t>
             </w:r>
           </w:p>
         </w:tc>
@@ -3078,7 +3078,7 @@
                 <w:color w:val="333333"/>
                 <w:sz w:val="20"/>
               </w:rPr>
-              <w:t>85 000 ₽</w:t>
+              <w:t>95 000 ₽</w:t>
             </w:r>
           </w:p>
         </w:tc>
@@ -4365,7 +4365,7 @@
           <w:color w:val="333333"/>
           <w:sz w:val="22"/>
         </w:rPr>
-        <w:t>Ирина, напишите, какой вариант вам ближе и какой нужен хронометраж, — пришлём договор и счёт на аванс.</w:t>
+        <w:t>Ирина, напишите, какой вариант вам ближе, — пришлём договор и счёт на аванс.</w:t>
       </w:r>
     </w:p>
     <w:sectPr>
